--- a/workflow-contract-onboarding-guide.docx
+++ b/workflow-contract-onboarding-guide.docx
@@ -56,7 +56,7 @@
     </w:p>
     <w:p>
       <w:r>
-        <w:t>This repository contains both the canonical workflow package and a publishable companion skill, `workflow-contract-companion`, which helps an agent classify work correctly and generate PRD and TRD artifacts without collapsing design and implementation layers.</w:t>
+        <w:t>This repository contains both the canonical workflow package and a publishable companion skill, `workflow`, which helps an agent classify work correctly and generate PRD and TRD artifacts without collapsing design and implementation layers.</w:t>
       </w:r>
     </w:p>
     <w:p>
@@ -338,7 +338,7 @@
         <w:rPr>
           <w:sz w:val="22"/>
         </w:rPr>
-        <w:t>`.agents/skills/workflow-contract-companion/`: publishable companion skill for operator guidance and PRD/TRD generation.</w:t>
+        <w:t>`.agents/skills/workflow/`: publishable companion skill for operator guidance and PRD/TRD generation.</w:t>
       </w:r>
     </w:p>
     <w:p>
@@ -605,7 +605,7 @@
                 <w:rFonts w:ascii="Courier New" w:hAnsi="Courier New"/>
                 <w:sz w:val="19"/>
               </w:rPr>
-              <w:t>npx skills add danfordChris/workflow-doc --skill workflow-contract-companion</w:t>
+              <w:t>npx skills add danfordChris/workflow-doc --skill workflow</w:t>
             </w:r>
           </w:p>
         </w:tc>
@@ -644,7 +644,7 @@
         <w:rPr>
           <w:sz w:val="22"/>
         </w:rPr>
-        <w:t>The repository was successfully discovered by `skills` and exposes `workflow-contract-companion` as an installable skill.</w:t>
+        <w:t>The repository was successfully discovered by `skills` and exposes `workflow` as an installable skill.</w:t>
       </w:r>
     </w:p>
     <w:p>
@@ -657,7 +657,7 @@
     </w:p>
     <w:p>
       <w:r>
-        <w:t>The `workflow-contract-companion` skill is not the canonical workflow policy. It is an operator playbook that routes agents through the repo's actual source of truth.</w:t>
+        <w:t>The `workflow` skill is not the canonical workflow policy. It is an operator playbook that routes agents through the repo's actual source of truth.</w:t>
       </w:r>
     </w:p>
     <w:p>
@@ -797,7 +797,7 @@
         <w:rPr>
           <w:sz w:val="22"/>
         </w:rPr>
-        <w:t>Inspect the companion skill at `.agents/skills/workflow-contract-companion/SKILL.md`.</w:t>
+        <w:t>Inspect the companion skill at `.agents/skills/workflow/SKILL.md`.</w:t>
       </w:r>
     </w:p>
     <w:p>
@@ -1264,7 +1264,7 @@
           </w:tcPr>
           <w:p>
             <w:r>
-              <w:t>npx skills add danfordChris/workflow-doc --skill workflow-contract-companion</w:t>
+              <w:t>npx skills add danfordChris/workflow-doc --skill workflow</w:t>
             </w:r>
           </w:p>
         </w:tc>
@@ -1340,7 +1340,7 @@
                 <w:rFonts w:ascii="Courier New" w:hAnsi="Courier New"/>
                 <w:sz w:val="19"/>
               </w:rPr>
-              <w:t>3. Install the workflow-contract-companion skill if you use the skills CLI.</w:t>
+              <w:t>3. Install the workflow skill if you use the skills CLI.</w:t>
             </w:r>
             <w:r>
               <w:br/>
